--- a/lessons/1-6-group2/homework.docx
+++ b/lessons/1-6-group2/homework.docx
@@ -115,7 +115,7 @@
           <wp:inline distT="0" distB="0" distL="0" distR="0">
             <wp:extent cx="1047750" cy="790575"/>
             <wp:effectExtent t="0" r="0" b="0" l="0"/>
-            <wp:docPr id="1" name="" descr="" title=""/>
+            <wp:docPr id="1" name="representation" descr="Picture illustrating the vocabulary word &quot;representation&quot;" title="representation"/>
             <wp:cNvGraphicFramePr>
               <a:graphicFrameLocks xmlns:a="http://schemas.openxmlformats.org/drawingml/2006/main" noChangeAspect="1"/>
             </wp:cNvGraphicFramePr>
@@ -161,10 +161,10 @@
           <w:b/>
           <w:bCs/>
         </w:rPr>
-        <w:t xml:space="preserve">make sense of a problem (comprender un problema)</w:t>
-      </w:r>
-      <w:r>
-        <w:t xml:space="preserve"> — To figure out what a problem is asking — what you know, and what you don't know yet.</w:t>
+        <w:t xml:space="preserve">representation (representación)</w:t>
+      </w:r>
+      <w:r>
+        <w:t xml:space="preserve"> — A way of showing a problem — a drawing, table, equation, or model — that helps you see it.</w:t>
       </w:r>
     </w:p>
     <w:p>
@@ -178,7 +178,7 @@
           <wp:inline distT="0" distB="0" distL="0" distR="0">
             <wp:extent cx="1047750" cy="790575"/>
             <wp:effectExtent t="0" r="0" b="0" l="0"/>
-            <wp:docPr id="1" name="" descr="" title=""/>
+            <wp:docPr id="1" name="strategy" descr="Picture illustrating the vocabulary word &quot;strategy&quot;" title="strategy"/>
             <wp:cNvGraphicFramePr>
               <a:graphicFrameLocks xmlns:a="http://schemas.openxmlformats.org/drawingml/2006/main" noChangeAspect="1"/>
             </wp:cNvGraphicFramePr>
@@ -224,10 +224,10 @@
           <w:b/>
           <w:bCs/>
         </w:rPr>
-        <w:t xml:space="preserve">representation (representación)</w:t>
-      </w:r>
-      <w:r>
-        <w:t xml:space="preserve"> — A way of showing a problem — a drawing, table, equation, or model — that helps you see it.</w:t>
+        <w:t xml:space="preserve">strategy (estrategia)</w:t>
+      </w:r>
+      <w:r>
+        <w:t xml:space="preserve"> — A plan of attack for a problem — and something you can switch when you get stuck.</w:t>
       </w:r>
     </w:p>
     <w:p>
@@ -241,7 +241,7 @@
           <wp:inline distT="0" distB="0" distL="0" distR="0">
             <wp:extent cx="1047750" cy="790575"/>
             <wp:effectExtent t="0" r="0" b="0" l="0"/>
-            <wp:docPr id="1" name="" descr="" title=""/>
+            <wp:docPr id="1" name="critique" descr="Picture illustrating the vocabulary word &quot;critique&quot;" title="critique"/>
             <wp:cNvGraphicFramePr>
               <a:graphicFrameLocks xmlns:a="http://schemas.openxmlformats.org/drawingml/2006/main" noChangeAspect="1"/>
             </wp:cNvGraphicFramePr>
@@ -287,10 +287,10 @@
           <w:b/>
           <w:bCs/>
         </w:rPr>
-        <w:t xml:space="preserve">strategy (estrategia)</w:t>
-      </w:r>
-      <w:r>
-        <w:t xml:space="preserve"> — A plan of attack for a problem — and something you can switch when you get stuck.</w:t>
+        <w:t xml:space="preserve">critique (criticar constructivamente)</w:t>
+      </w:r>
+      <w:r>
+        <w:t xml:space="preserve"> — To examine an idea and say what is convincing or not — about the idea, never about the person.</w:t>
       </w:r>
     </w:p>
     <w:p>
@@ -304,7 +304,7 @@
           <wp:inline distT="0" distB="0" distL="0" distR="0">
             <wp:extent cx="1047750" cy="790575"/>
             <wp:effectExtent t="0" r="0" b="0" l="0"/>
-            <wp:docPr id="1" name="" descr="" title=""/>
+            <wp:docPr id="1" name="community agreement" descr="Picture illustrating the vocabulary word &quot;community agreement&quot;" title="community agreement"/>
             <wp:cNvGraphicFramePr>
               <a:graphicFrameLocks xmlns:a="http://schemas.openxmlformats.org/drawingml/2006/main" noChangeAspect="1"/>
             </wp:cNvGraphicFramePr>
@@ -350,69 +350,6 @@
           <w:b/>
           <w:bCs/>
         </w:rPr>
-        <w:t xml:space="preserve">critique (criticar constructivamente)</w:t>
-      </w:r>
-      <w:r>
-        <w:t xml:space="preserve"> — To examine an idea and say what is convincing or not — about the idea, never about the person.</w:t>
-      </w:r>
-    </w:p>
-    <w:p>
-      <w:pPr>
-        <w:keepNext/>
-        <w:spacing w:after="20" w:before="80"/>
-        <w:jc w:val="center"/>
-      </w:pPr>
-      <w:r>
-        <w:drawing>
-          <wp:inline distT="0" distB="0" distL="0" distR="0">
-            <wp:extent cx="1047750" cy="790575"/>
-            <wp:effectExtent t="0" r="0" b="0" l="0"/>
-            <wp:docPr id="1" name="" descr="" title=""/>
-            <wp:cNvGraphicFramePr>
-              <a:graphicFrameLocks xmlns:a="http://schemas.openxmlformats.org/drawingml/2006/main" noChangeAspect="1"/>
-            </wp:cNvGraphicFramePr>
-            <a:graphic xmlns:a="http://schemas.openxmlformats.org/drawingml/2006/main">
-              <a:graphicData uri="http://schemas.openxmlformats.org/drawingml/2006/picture">
-                <pic:pic xmlns:pic="http://schemas.openxmlformats.org/drawingml/2006/picture">
-                  <pic:nvPicPr>
-                    <pic:cNvPr id="0" name="" descr=""/>
-                    <pic:cNvPicPr>
-                      <a:picLocks noChangeAspect="1" noChangeArrowheads="1"/>
-                    </pic:cNvPicPr>
-                  </pic:nvPicPr>
-                  <pic:blipFill>
-                    <a:blip r:embed="rId11" cstate="none"/>
-                    <a:srcRect/>
-                    <a:stretch>
-                      <a:fillRect/>
-                    </a:stretch>
-                  </pic:blipFill>
-                  <pic:spPr bwMode="auto">
-                    <a:xfrm>
-                      <a:off x="0" y="0"/>
-                      <a:ext cx="1047750" cy="790575"/>
-                    </a:xfrm>
-                    <a:prstGeom prst="rect">
-                      <a:avLst/>
-                    </a:prstGeom>
-                  </pic:spPr>
-                </pic:pic>
-              </a:graphicData>
-            </a:graphic>
-          </wp:inline>
-        </w:drawing>
-      </w:r>
-    </w:p>
-    <w:p>
-      <w:pPr>
-        <w:keepNext/>
-        <w:spacing w:after="120"/>
-      </w:pPr>
-      <w:r>
-        <w:rPr>
-          <w:b/>
-          <w:bCs/>
-        </w:rPr>
         <w:t xml:space="preserve">community agreement (acuerdo comunitario)</w:t>
       </w:r>
       <w:r>
@@ -461,23 +398,23 @@
         <w:spacing w:after="40" w:before="0"/>
       </w:pPr>
       <w:r>
-        <w:t xml:space="preserve">     A. Both are valid: Maya scales the wheels, Jon imagines 6 racks of bikes first — the grouping changes, the count does not</w:t>
-      </w:r>
-    </w:p>
-    <w:p>
-      <w:pPr>
-        <w:spacing w:after="40" w:before="0"/>
-      </w:pPr>
-      <w:r>
-        <w:t xml:space="preserve">     B. Only Maya's is right, because you must find the wheels before multiplying by 6</w:t>
-      </w:r>
-    </w:p>
-    <w:p>
-      <w:pPr>
-        <w:spacing w:after="40" w:before="0"/>
-      </w:pPr>
-      <w:r>
-        <w:t xml:space="preserve">     C. Only Jon's is right, because bikes come before wheels in the problem</w:t>
+        <w:t xml:space="preserve">     A. Only Maya's is right, because you must find the wheels before multiplying by 6</w:t>
+      </w:r>
+    </w:p>
+    <w:p>
+      <w:pPr>
+        <w:spacing w:after="40" w:before="0"/>
+      </w:pPr>
+      <w:r>
+        <w:t xml:space="preserve">     B. Only Jon's is right, because bikes come before wheels in the problem</w:t>
+      </w:r>
+    </w:p>
+    <w:p>
+      <w:pPr>
+        <w:spacing w:after="40" w:before="0"/>
+      </w:pPr>
+      <w:r>
+        <w:t xml:space="preserve">     C. Both are valid: Maya scales the wheels, Jon imagines 6 racks of bikes first — the grouping changes, the count does not</w:t>
       </w:r>
     </w:p>
     <w:p>
@@ -508,7 +445,7 @@
           <w:b/>
           <w:bCs/>
         </w:rPr>
-        <w:t xml:space="preserve">2. </w:t>
+        <w:t xml:space="preserve">2. A student answers: 'The second rack has 16 + 6 = 22 wheels.' Explain what they misread, why the wrong answer is SO much smaller than 96, and write the question you would ask to help them find it themselves.</w:t>
       </w:r>
     </w:p>
     <w:p>
@@ -572,31 +509,31 @@
         <w:spacing w:after="40" w:before="0"/>
       </w:pPr>
       <w:r>
-        <w:t xml:space="preserve">     A. 24 bikes — halve the wheels (96 ÷ 2 = 48), then 2 wheels per bike gives 48 ÷ 2 = 24</w:t>
-      </w:r>
-    </w:p>
-    <w:p>
-      <w:pPr>
-        <w:spacing w:after="40" w:before="0"/>
-      </w:pPr>
-      <w:r>
-        <w:t xml:space="preserve">     B. 48 bikes — half of 96 is 48, and that is the answer</w:t>
-      </w:r>
-    </w:p>
-    <w:p>
-      <w:pPr>
-        <w:spacing w:after="40" w:before="0"/>
-      </w:pPr>
-      <w:r>
-        <w:t xml:space="preserve">     C. 192 bikes — double 96 because each bike has 2 wheels</w:t>
-      </w:r>
-    </w:p>
-    <w:p>
-      <w:pPr>
-        <w:spacing w:after="40" w:before="0"/>
-      </w:pPr>
-      <w:r>
-        <w:t xml:space="preserve">     D. 12 bikes — divide 96 by 6 and then by... something</w:t>
+        <w:t xml:space="preserve">     A. 12 bikes — divide 96 by 6 and then by... something</w:t>
+      </w:r>
+    </w:p>
+    <w:p>
+      <w:pPr>
+        <w:spacing w:after="40" w:before="0"/>
+      </w:pPr>
+      <w:r>
+        <w:t xml:space="preserve">     B. 24 bikes — halve the wheels (96 ÷ 2 = 48), then 2 wheels per bike gives 48 ÷ 2 = 24</w:t>
+      </w:r>
+    </w:p>
+    <w:p>
+      <w:pPr>
+        <w:spacing w:after="40" w:before="0"/>
+      </w:pPr>
+      <w:r>
+        <w:t xml:space="preserve">     C. 48 bikes — half of 96 is 48, and that is the answer</w:t>
+      </w:r>
+    </w:p>
+    <w:p>
+      <w:pPr>
+        <w:spacing w:after="40" w:before="0"/>
+      </w:pPr>
+      <w:r>
+        <w:t xml:space="preserve">     D. 192 bikes — double 96 because each bike has 2 wheels</w:t>
       </w:r>
     </w:p>
     <w:p>
@@ -627,15 +564,15 @@
         <w:spacing w:after="40" w:before="0"/>
       </w:pPr>
       <w:r>
-        <w:t xml:space="preserve">     A. Notice your progress has stalled and shift to a different strategy</w:t>
-      </w:r>
-    </w:p>
-    <w:p>
-      <w:pPr>
-        <w:spacing w:after="40" w:before="0"/>
-      </w:pPr>
-      <w:r>
-        <w:t xml:space="preserve">     B. Keep using the same strategy no matter what</w:t>
+        <w:t xml:space="preserve">     A. Keep using the same strategy no matter what</w:t>
+      </w:r>
+    </w:p>
+    <w:p>
+      <w:pPr>
+        <w:spacing w:after="40" w:before="0"/>
+      </w:pPr>
+      <w:r>
+        <w:t xml:space="preserve">     B. Notice your progress has stalled and shift to a different strategy</w:t>
       </w:r>
     </w:p>
     <w:p>
@@ -682,23 +619,23 @@
         <w:spacing w:after="40" w:before="0"/>
       </w:pPr>
       <w:r>
-        <w:t xml:space="preserve">     A. 48</w:t>
-      </w:r>
-    </w:p>
-    <w:p>
-      <w:pPr>
-        <w:spacing w:after="40" w:before="0"/>
-      </w:pPr>
-      <w:r>
-        <w:t xml:space="preserve">     B. 96</w:t>
-      </w:r>
-    </w:p>
-    <w:p>
-      <w:pPr>
-        <w:spacing w:after="40" w:before="0"/>
-      </w:pPr>
-      <w:r>
-        <w:t xml:space="preserve">     C. 24</w:t>
+        <w:t xml:space="preserve">     A. 24</w:t>
+      </w:r>
+    </w:p>
+    <w:p>
+      <w:pPr>
+        <w:spacing w:after="40" w:before="0"/>
+      </w:pPr>
+      <w:r>
+        <w:t xml:space="preserve">     B. 48</w:t>
+      </w:r>
+    </w:p>
+    <w:p>
+      <w:pPr>
+        <w:spacing w:after="40" w:before="0"/>
+      </w:pPr>
+      <w:r>
+        <w:t xml:space="preserve">     C. 96</w:t>
       </w:r>
     </w:p>
     <w:p>
@@ -729,63 +666,7 @@
           <w:b/>
           <w:bCs/>
         </w:rPr>
-        <w:t xml:space="preserve">6. </w:t>
-      </w:r>
-    </w:p>
-    <w:p>
-      <w:pPr>
-        <w:spacing w:after="60" w:before="120"/>
-      </w:pPr>
-      <w:r>
-        <w:rPr>
-          <w:color w:val="BBBBBB"/>
-        </w:rPr>
-        <w:t xml:space="preserve">______________________________________________________________________</w:t>
-      </w:r>
-    </w:p>
-    <w:p>
-      <w:pPr>
-        <w:spacing w:after="60" w:before="120"/>
-      </w:pPr>
-      <w:r>
-        <w:rPr>
-          <w:color w:val="BBBBBB"/>
-        </w:rPr>
-        <w:t xml:space="preserve">______________________________________________________________________</w:t>
-      </w:r>
-    </w:p>
-    <w:p>
-      <w:pPr>
-        <w:spacing w:after="60" w:before="120"/>
-      </w:pPr>
-      <w:r>
-        <w:rPr>
-          <w:color w:val="BBBBBB"/>
-        </w:rPr>
-        <w:t xml:space="preserve">______________________________________________________________________</w:t>
-      </w:r>
-    </w:p>
-    <w:p>
-      <w:pPr>
-        <w:spacing w:after="60" w:before="120"/>
-      </w:pPr>
-      <w:r>
-        <w:rPr>
-          <w:color w:val="BBBBBB"/>
-        </w:rPr>
-        <w:t xml:space="preserve">______________________________________________________________________</w:t>
-      </w:r>
-    </w:p>
-    <w:p>
-      <w:pPr>
-        <w:spacing w:after="80" w:before="0"/>
-      </w:pPr>
-      <w:r>
-        <w:rPr>
-          <w:b/>
-          <w:bCs/>
-        </w:rPr>
-        <w:t xml:space="preserve">7. </w:t>
+        <w:t xml:space="preserve">6. Describe your problem-solving process in order, from reading the problem to checking your answer. Use at least three steps from this lesson.</w:t>
       </w:r>
     </w:p>
     <w:p>
@@ -859,7 +740,7 @@
           <w:b/>
           <w:bCs/>
         </w:rPr>
-        <w:t xml:space="preserve">1. A. Both are valid: Maya scales the wheels, Jon imagines 6 racks of bikes first — the grouping changes, the count does not</w:t>
+        <w:t xml:space="preserve">1. C. Both are valid: Maya scales the wheels, Jon imagines 6 racks of bikes first — the grouping changes, the count does not</w:t>
       </w:r>
     </w:p>
     <w:p>
@@ -903,7 +784,7 @@
           <w:b/>
           <w:bCs/>
         </w:rPr>
-        <w:t xml:space="preserve">3. A. 24 bikes — halve the wheels (96 ÷ 2 = 48), then 2 wheels per bike gives 48 ÷ 2 = 24</w:t>
+        <w:t xml:space="preserve">3. B. 24 bikes — halve the wheels (96 ÷ 2 = 48), then 2 wheels per bike gives 48 ÷ 2 = 24</w:t>
       </w:r>
     </w:p>
     <w:p>
@@ -935,7 +816,7 @@
           <w:b/>
           <w:bCs/>
         </w:rPr>
-        <w:t xml:space="preserve">4. A. Notice your progress has stalled and shift to a different strategy</w:t>
+        <w:t xml:space="preserve">4. B. Notice your progress has stalled and shift to a different strategy</w:t>
       </w:r>
     </w:p>
     <w:p>
@@ -967,7 +848,7 @@
           <w:b/>
           <w:bCs/>
         </w:rPr>
-        <w:t xml:space="preserve">5. A. 48</w:t>
+        <w:t xml:space="preserve">5. B. 48</w:t>
       </w:r>
     </w:p>
     <w:p>
@@ -1000,18 +881,6 @@
           <w:bCs/>
         </w:rPr>
         <w:t xml:space="preserve">6. Open response — answers will vary.</w:t>
-      </w:r>
-    </w:p>
-    <w:p>
-      <w:pPr>
-        <w:spacing w:after="40" w:before="0"/>
-      </w:pPr>
-      <w:r>
-        <w:rPr>
-          <w:b/>
-          <w:bCs/>
-        </w:rPr>
-        <w:t xml:space="preserve">7. Open response — answers will vary.</w:t>
       </w:r>
     </w:p>
     <w:sectPr>
@@ -1200,7 +1069,14 @@
 <file path=word/styles.xml><?xml version="1.0" encoding="utf-8"?>
 <w:styles xmlns:mc="http://schemas.openxmlformats.org/markup-compatibility/2006" xmlns:r="http://schemas.openxmlformats.org/officeDocument/2006/relationships" xmlns:w="http://schemas.openxmlformats.org/wordprocessingml/2006/main" xmlns:w14="http://schemas.microsoft.com/office/word/2010/wordml" xmlns:w15="http://schemas.microsoft.com/office/word/2012/wordml" mc:Ignorable="w14 w15">
   <w:docDefaults>
-    <w:rPrDefault/>
+    <w:rPrDefault>
+      <w:rPr>
+        <w:rFonts w:ascii="Arial" w:cs="Arial" w:eastAsia="Arial" w:hAnsi="Arial"/>
+        <w:sz w:val="22"/>
+        <w:szCs w:val="22"/>
+        <w:lang w:val="en-US"/>
+      </w:rPr>
+    </w:rPrDefault>
     <w:pPrDefault/>
   </w:docDefaults>
   <w:style w:type="paragraph" w:styleId="Title">
@@ -1218,10 +1094,16 @@
     <w:basedOn w:val="Normal"/>
     <w:next w:val="Normal"/>
     <w:qFormat/>
-    <w:rPr>
-      <w:color w:val="2E74B5"/>
-      <w:sz w:val="32"/>
-      <w:szCs w:val="32"/>
+    <w:pPr>
+      <w:keepNext/>
+    </w:pPr>
+    <w:rPr>
+      <w:rFonts w:ascii="Arial" w:cs="Arial" w:eastAsia="Arial" w:hAnsi="Arial"/>
+      <w:b/>
+      <w:bCs/>
+      <w:color w:val="183E56"/>
+      <w:sz w:val="34"/>
+      <w:szCs w:val="34"/>
     </w:rPr>
   </w:style>
   <w:style w:type="paragraph" w:styleId="Heading2">
@@ -1229,8 +1111,14 @@
     <w:basedOn w:val="Normal"/>
     <w:next w:val="Normal"/>
     <w:qFormat/>
-    <w:rPr>
-      <w:color w:val="2E74B5"/>
+    <w:pPr>
+      <w:keepNext/>
+    </w:pPr>
+    <w:rPr>
+      <w:rFonts w:ascii="Arial" w:cs="Arial" w:eastAsia="Arial" w:hAnsi="Arial"/>
+      <w:b/>
+      <w:bCs/>
+      <w:color w:val="176B70"/>
       <w:sz w:val="26"/>
       <w:szCs w:val="26"/>
     </w:rPr>

--- a/lessons/1-6-group2/homework.docx
+++ b/lessons/1-6-group2/homework.docx
@@ -713,176 +713,6 @@
         <w:t xml:space="preserve">______________________________________________________________________</w:t>
       </w:r>
     </w:p>
-    <w:p>
-      <w:r>
-        <w:br w:type="page"/>
-      </w:r>
-    </w:p>
-    <w:p>
-      <w:pPr>
-        <w:pStyle w:val="Heading1"/>
-        <w:spacing w:after="120"/>
-      </w:pPr>
-      <w:r>
-        <w:rPr>
-          <w:b/>
-          <w:bCs/>
-        </w:rPr>
-        <w:t xml:space="preserve">Answer Key (Teacher)</w:t>
-      </w:r>
-    </w:p>
-    <w:p>
-      <w:pPr>
-        <w:spacing w:after="40" w:before="0"/>
-      </w:pPr>
-      <w:r>
-        <w:rPr>
-          <w:b/>
-          <w:bCs/>
-        </w:rPr>
-        <w:t xml:space="preserve">1. C. Both are valid: Maya scales the wheels, Jon imagines 6 racks of bikes first — the grouping changes, the count does not</w:t>
-      </w:r>
-    </w:p>
-    <w:p>
-      <w:pPr>
-        <w:spacing w:after="20" w:before="0"/>
-      </w:pPr>
-      <w:r>
-        <w:t xml:space="preserve">     (8 × 2) × 6 and (8 × 6) × 2 both equal 96 — regrouping factors never changes a product. Two students, two mental pictures, one count. Comparing the pictures is the MPP.3 move.</w:t>
-      </w:r>
-    </w:p>
-    <w:p>
-      <w:pPr>
-        <w:spacing w:after="80" w:before="0"/>
-      </w:pPr>
-      <w:r>
-        <w:rPr>
-          <w:i/>
-          <w:iCs/>
-        </w:rPr>
-        <w:t xml:space="preserve">     Watch for: Treating 'stuck' as a stop sign instead of a signal — waiting silently instead of trying a strategy: asking a question, drawing the problem, or recalling a similar problem.</w:t>
-      </w:r>
-    </w:p>
-    <w:p>
-      <w:pPr>
-        <w:spacing w:after="40" w:before="0"/>
-      </w:pPr>
-      <w:r>
-        <w:rPr>
-          <w:b/>
-          <w:bCs/>
-        </w:rPr>
-        <w:t xml:space="preserve">2. Open response — answers will vary.</w:t>
-      </w:r>
-    </w:p>
-    <w:p>
-      <w:pPr>
-        <w:spacing w:after="40" w:before="0"/>
-      </w:pPr>
-      <w:r>
-        <w:rPr>
-          <w:b/>
-          <w:bCs/>
-        </w:rPr>
-        <w:t xml:space="preserve">3. B. 24 bikes — halve the wheels (96 ÷ 2 = 48), then 2 wheels per bike gives 48 ÷ 2 = 24</w:t>
-      </w:r>
-    </w:p>
-    <w:p>
-      <w:pPr>
-        <w:spacing w:after="20" w:before="0"/>
-      </w:pPr>
-      <w:r>
-        <w:t xml:space="preserve">     Two steps, each with a reason: 96 ÷ 2 = 48 wheels on the third rack, and 48 wheels ÷ 2 wheels per bike = 24 bikes. Watching your progress means noticing WHICH quantity each number counts.</w:t>
-      </w:r>
-    </w:p>
-    <w:p>
-      <w:pPr>
-        <w:spacing w:after="80" w:before="0"/>
-      </w:pPr>
-      <w:r>
-        <w:rPr>
-          <w:i/>
-          <w:iCs/>
-        </w:rPr>
-        <w:t xml:space="preserve">     Watch for: Treating 'stuck' as a stop sign instead of a signal — waiting silently instead of trying a strategy: asking a question, drawing the problem, or recalling a similar problem.</w:t>
-      </w:r>
-    </w:p>
-    <w:p>
-      <w:pPr>
-        <w:spacing w:after="40" w:before="0"/>
-      </w:pPr>
-      <w:r>
-        <w:rPr>
-          <w:b/>
-          <w:bCs/>
-        </w:rPr>
-        <w:t xml:space="preserve">4. B. Notice your progress has stalled and shift to a different strategy</w:t>
-      </w:r>
-    </w:p>
-    <w:p>
-      <w:pPr>
-        <w:spacing w:after="20" w:before="0"/>
-      </w:pPr>
-      <w:r>
-        <w:t xml:space="preserve">     We are aware of our progress in solving the problem and shift strategies when needed.</w:t>
-      </w:r>
-    </w:p>
-    <w:p>
-      <w:pPr>
-        <w:spacing w:after="80" w:before="0"/>
-      </w:pPr>
-      <w:r>
-        <w:rPr>
-          <w:i/>
-          <w:iCs/>
-        </w:rPr>
-        <w:t xml:space="preserve">     Watch for: Treating 'stuck' as a stop sign instead of a signal — waiting silently instead of trying a strategy: asking a question, drawing the problem, or recalling a similar problem.</w:t>
-      </w:r>
-    </w:p>
-    <w:p>
-      <w:pPr>
-        <w:spacing w:after="40" w:before="0"/>
-      </w:pPr>
-      <w:r>
-        <w:rPr>
-          <w:b/>
-          <w:bCs/>
-        </w:rPr>
-        <w:t xml:space="preserve">5. B. 48</w:t>
-      </w:r>
-    </w:p>
-    <w:p>
-      <w:pPr>
-        <w:spacing w:after="20" w:before="0"/>
-      </w:pPr>
-      <w:r>
-        <w:t xml:space="preserve">     The bigger rack has 16 × 6 = 96 wheels, and 96 ÷ 2 = 48 bikes.</w:t>
-      </w:r>
-    </w:p>
-    <w:p>
-      <w:pPr>
-        <w:spacing w:after="80" w:before="0"/>
-      </w:pPr>
-      <w:r>
-        <w:rPr>
-          <w:i/>
-          <w:iCs/>
-        </w:rPr>
-        <w:t xml:space="preserve">     Watch for: Treating 'stuck' as a stop sign instead of a signal — waiting silently instead of trying a strategy: asking a question, drawing the problem, or recalling a similar problem.</w:t>
-      </w:r>
-    </w:p>
-    <w:p>
-      <w:pPr>
-        <w:spacing w:after="40" w:before="0"/>
-      </w:pPr>
-      <w:r>
-        <w:rPr>
-          <w:b/>
-          <w:bCs/>
-        </w:rPr>
-        <w:t xml:space="preserve">6. Open response — answers will vary.</w:t>
-      </w:r>
-    </w:p>
     <w:sectPr>
       <w:pgSz w:w="11906" w:h="16838" w:orient="portrait"/>
       <w:pgMar w:top="720" w:right="900" w:bottom="720" w:left="900" w:header="708" w:footer="708" w:gutter="0"/>
